--- a/campaigns/WF-02-five-minute-sms.docx
+++ b/campaigns/WF-02-five-minute-sms.docx
@@ -26,7 +26,135 @@
         <w:t xml:space="preserve"> </w:t>
       </w:r>
       <w:r>
-        <w:t xml:space="preserve">consumer lead routed by WF-01 New Lead Router</w:t>
+        <w:rPr>
+          <w:rStyle w:val="VerbatimChar"/>
+        </w:rPr>
+        <w:t xml:space="preserve">Consumer Tag Applied</w:t>
+      </w:r>
+      <w:r>
+        <w:t xml:space="preserve">, Tag Added includes</w:t>
+      </w:r>
+      <w:r>
+        <w:t xml:space="preserve"> </w:t>
+      </w:r>
+      <w:r>
+        <w:rPr>
+          <w:rStyle w:val="VerbatimChar"/>
+        </w:rPr>
+        <w:t xml:space="preserve">type_consumer</w:t>
+      </w:r>
+      <w:r>
+        <w:t xml:space="preserve"> </w:t>
+      </w:r>
+      <w:r>
+        <w:t xml:space="preserve">(applied by WF-01 New Lead Router)</w:t>
+      </w:r>
+    </w:p>
+    <w:p>
+      <w:pPr>
+        <w:pStyle w:val="BodyText"/>
+      </w:pPr>
+      <w:r>
+        <w:rPr>
+          <w:b/>
+          <w:bCs/>
+        </w:rPr>
+        <w:t xml:space="preserve">Live structure, read off the canvas Aug 4, 2026:</w:t>
+      </w:r>
+    </w:p>
+    <w:p>
+      <w:pPr>
+        <w:pStyle w:val="SourceCode"/>
+      </w:pPr>
+      <w:r>
+        <w:rPr>
+          <w:rStyle w:val="VerbatimChar"/>
+        </w:rPr>
+        <w:t xml:space="preserve">Consumer Tag Applied (type_consumer)</w:t>
+      </w:r>
+      <w:r>
+        <w:br/>
+      </w:r>
+      <w:r>
+        <w:rPr>
+          <w:rStyle w:val="VerbatimChar"/>
+        </w:rPr>
+        <w:t xml:space="preserve">  -&gt; Condition</w:t>
+      </w:r>
+      <w:r>
+        <w:br/>
+      </w:r>
+      <w:r>
+        <w:rPr>
+          <w:rStyle w:val="VerbatimChar"/>
+        </w:rPr>
+        <w:t xml:space="preserve">       |- Not Bypassed - Send Drip   (Tags does not include drip_bypass</w:t>
+      </w:r>
+      <w:r>
+        <w:br/>
+      </w:r>
+      <w:r>
+        <w:rPr>
+          <w:rStyle w:val="VerbatimChar"/>
+        </w:rPr>
+        <w:t xml:space="preserve">       |                              AND SMS Consent Is not empty)</w:t>
+      </w:r>
+      <w:r>
+        <w:br/>
+      </w:r>
+      <w:r>
+        <w:rPr>
+          <w:rStyle w:val="VerbatimChar"/>
+        </w:rPr>
+        <w:t xml:space="preserve">       |    -&gt; Wait 5 Minutes -&gt; 5 Minute First Response SMS</w:t>
+      </w:r>
+      <w:r>
+        <w:br/>
+      </w:r>
+      <w:r>
+        <w:rPr>
+          <w:rStyle w:val="VerbatimChar"/>
+        </w:rPr>
+        <w:t xml:space="preserve">       |    -&gt; Wait 1 Day -&gt; Alert Team, New Consumer Lead -&gt; END</w:t>
+      </w:r>
+      <w:r>
+        <w:br/>
+      </w:r>
+      <w:r>
+        <w:rPr>
+          <w:rStyle w:val="VerbatimChar"/>
+        </w:rPr>
+        <w:t xml:space="preserve">       |- None -&gt; END</w:t>
+      </w:r>
+    </w:p>
+    <w:p>
+      <w:pPr>
+        <w:pStyle w:val="FirstParagraph"/>
+      </w:pPr>
+      <w:r>
+        <w:rPr>
+          <w:b/>
+          <w:bCs/>
+        </w:rPr>
+        <w:t xml:space="preserve">OPEN ISSUE: the internal alert is behind both conditions.</w:t>
+      </w:r>
+      <w:r>
+        <w:t xml:space="preserve"> </w:t>
+      </w:r>
+      <w:r>
+        <w:t xml:space="preserve">A lead carrying</w:t>
+      </w:r>
+      <w:r>
+        <w:t xml:space="preserve"> </w:t>
+      </w:r>
+      <w:r>
+        <w:rPr>
+          <w:rStyle w:val="VerbatimChar"/>
+        </w:rPr>
+        <w:t xml:space="preserve">drip_bypass</w:t>
+      </w:r>
+      <w:r>
+        <w:t xml:space="preserve">, which every lead-magnet capture applies deliberately, ends at the first condition. So does any lead without SMS consent. Neither generates an internal notification, and an internal email has no business depending on either. See the foot of this file.</w:t>
       </w:r>
       <w:r>
         <w:t xml:space="preserve"> </w:t>
@@ -58,7 +186,23 @@
         <w:t xml:space="preserve"> </w:t>
       </w:r>
       <w:r>
-        <w:t xml:space="preserve">gated. The workflow checks</w:t>
+        <w:t xml:space="preserve">gated, but</w:t>
+      </w:r>
+      <w:r>
+        <w:t xml:space="preserve"> </w:t>
+      </w:r>
+      <w:r>
+        <w:rPr>
+          <w:b/>
+          <w:bCs/>
+        </w:rPr>
+        <w:t xml:space="preserve">not</w:t>
+      </w:r>
+      <w:r>
+        <w:t xml:space="preserve"> </w:t>
+      </w:r>
+      <w:r>
+        <w:t xml:space="preserve">by the</w:t>
       </w:r>
       <w:r>
         <w:t xml:space="preserve"> </w:t>
@@ -73,17 +217,62 @@
         <w:t xml:space="preserve"> </w:t>
       </w:r>
       <w:r>
-        <w:rPr>
-          <w:b/>
-          <w:bCs/>
-        </w:rPr>
-        <w:t xml:space="preserve">before</w:t>
-      </w:r>
-      <w:r>
-        <w:t xml:space="preserve"> </w:t>
-      </w:r>
-      <w:r>
-        <w:t xml:space="preserve">the SMS action.</w:t>
+        <w:t xml:space="preserve">tag. The gate is a</w:t>
+      </w:r>
+      <w:r>
+        <w:t xml:space="preserve"> </w:t>
+      </w:r>
+      <w:r>
+        <w:rPr>
+          <w:b/>
+          <w:bCs/>
+        </w:rPr>
+        <w:t xml:space="preserve">custom field named</w:t>
+      </w:r>
+      <w:r>
+        <w:rPr>
+          <w:b/>
+          <w:bCs/>
+        </w:rPr>
+        <w:t xml:space="preserve"> </w:t>
+      </w:r>
+      <w:r>
+        <w:rPr>
+          <w:rStyle w:val="VerbatimChar"/>
+          <w:b/>
+          <w:bCs/>
+        </w:rPr>
+        <w:t xml:space="preserve">SMS Consent</w:t>
+      </w:r>
+      <w:r>
+        <w:t xml:space="preserve">, a checkbox, tested with</w:t>
+      </w:r>
+      <w:r>
+        <w:t xml:space="preserve"> </w:t>
+      </w:r>
+      <w:r>
+        <w:rPr>
+          <w:rStyle w:val="VerbatimChar"/>
+        </w:rPr>
+        <w:t xml:space="preserve">Is not empty</w:t>
+      </w:r>
+      <w:r>
+        <w:t xml:space="preserve">. Unchecked leaves the field empty, so</w:t>
+      </w:r>
+      <w:r>
+        <w:t xml:space="preserve"> </w:t>
+      </w:r>
+      <w:r>
+        <w:rPr>
+          <w:rStyle w:val="VerbatimChar"/>
+        </w:rPr>
+        <w:t xml:space="preserve">Is not empty</w:t>
+      </w:r>
+      <w:r>
+        <w:t xml:space="preserve"> </w:t>
+      </w:r>
+      <w:r>
+        <w:t xml:space="preserve">is a genuine affirmative test rather than a loose one. Verified against the live workflow Aug 4, 2026.</w:t>
       </w:r>
       <w:r>
         <w:t xml:space="preserve"> </w:t>
@@ -222,7 +411,7 @@
         <w:t xml:space="preserve"> </w:t>
       </w:r>
       <w:r>
-        <w:t xml:space="preserve">A five-minute SMS to someone who never opted in, on a toll-free number, is real TCPA exposure. WF-12 previously carried</w:t>
+        <w:t xml:space="preserve">A five-minute SMS to someone who never opted in, on a toll-free number, is real TCPA exposure, and statutory damages run per message. WF-12 previously carried</w:t>
       </w:r>
       <w:r>
         <w:t xml:space="preserve"> </w:t>
@@ -247,13 +436,75 @@
           <w:b/>
           <w:bCs/>
         </w:rPr>
-        <w:t xml:space="preserve">The fix only works because WF-02 checks the tag rather than assuming it.</w:t>
-      </w:r>
-      <w:r>
-        <w:t xml:space="preserve"> </w:t>
-      </w:r>
-      <w:r>
-        <w:t xml:space="preserve">If anyone ever simplifies this workflow, the condition is the part that must not go.</w:t>
+        <w:t xml:space="preserve">If anyone ever simplifies this workflow, the</w:t>
+      </w:r>
+      <w:r>
+        <w:rPr>
+          <w:b/>
+          <w:bCs/>
+        </w:rPr>
+        <w:t xml:space="preserve"> </w:t>
+      </w:r>
+      <w:r>
+        <w:rPr>
+          <w:rStyle w:val="VerbatimChar"/>
+          <w:b/>
+          <w:bCs/>
+        </w:rPr>
+        <w:t xml:space="preserve">SMS Consent</w:t>
+      </w:r>
+      <w:r>
+        <w:rPr>
+          <w:b/>
+          <w:bCs/>
+        </w:rPr>
+        <w:t xml:space="preserve"> </w:t>
+      </w:r>
+      <w:r>
+        <w:rPr>
+          <w:b/>
+          <w:bCs/>
+        </w:rPr>
+        <w:t xml:space="preserve">condition is the part that must not go.</w:t>
+      </w:r>
+    </w:p>
+    <w:p>
+      <w:pPr>
+        <w:pStyle w:val="BodyText"/>
+      </w:pPr>
+      <w:r>
+        <w:rPr>
+          <w:b/>
+          <w:bCs/>
+        </w:rPr>
+        <w:t xml:space="preserve">Read the operator before assuming the gate is loose.</w:t>
+      </w:r>
+      <w:r>
+        <w:t xml:space="preserve"> </w:t>
+      </w:r>
+      <w:r>
+        <w:rPr>
+          <w:rStyle w:val="VerbatimChar"/>
+        </w:rPr>
+        <w:t xml:space="preserve">Is not empty</w:t>
+      </w:r>
+      <w:r>
+        <w:t xml:space="preserve"> </w:t>
+      </w:r>
+      <w:r>
+        <w:t xml:space="preserve">looks weaker than an affirmative test and is not. It only holds because the field is a checkbox, which writes nothing when unticked. Were it ever changed to a dropdown or text field that stores</w:t>
+      </w:r>
+      <w:r>
+        <w:t xml:space="preserve"> </w:t>
+      </w:r>
+      <w:r>
+        <w:rPr>
+          <w:rStyle w:val="VerbatimChar"/>
+        </w:rPr>
+        <w:t xml:space="preserve">No</w:t>
+      </w:r>
+      <w:r>
+        <w:t xml:space="preserve">, the same condition would pass for someone who declined and the gate would fail silently while still appearing to be there.</w:t>
       </w:r>
     </w:p>
     <w:p>
@@ -701,13 +952,28 @@
         <w:rPr>
           <w:rStyle w:val="VerbatimChar"/>
         </w:rPr>
-        <w:t xml:space="preserve">sms_consent_given</w:t>
-      </w:r>
-      <w:r>
-        <w:t xml:space="preserve"> </w:t>
-      </w:r>
-      <w:r>
-        <w:t xml:space="preserve">check.</w:t>
+        <w:t xml:space="preserve">SMS Consent</w:t>
+      </w:r>
+      <w:r>
+        <w:t xml:space="preserve"> </w:t>
+      </w:r>
+      <w:r>
+        <w:t xml:space="preserve">custom-field check. See the note above on why the</w:t>
+      </w:r>
+      <w:r>
+        <w:t xml:space="preserve"> </w:t>
+      </w:r>
+      <w:r>
+        <w:rPr>
+          <w:rStyle w:val="VerbatimChar"/>
+        </w:rPr>
+        <w:t xml:space="preserve">Is not empty</w:t>
+      </w:r>
+      <w:r>
+        <w:t xml:space="preserve"> </w:t>
+      </w:r>
+      <w:r>
+        <w:t xml:space="preserve">operator is sound here.</w:t>
       </w:r>
     </w:p>
     <w:p>
@@ -762,10 +1028,366 @@
       </w:r>
       <w:r>
         <w:t xml:space="preserve">is the right opening line for a stranger, and it makes no claim at all, which is correct for a message arriving five minutes after a form submission.</w:t>
+      </w:r>
+    </w:p>
+    <w:p>
+      <w:r>
+        <w:pict>
+          <v:rect style="width:0;height:1.5pt" o:hralign="center" o:hrstd="t" o:hr="t"/>
+        </w:pict>
       </w:r>
     </w:p>
     <w:bookmarkEnd w:id="13"/>
     <w:bookmarkEnd w:id="14"/>
+    <w:bookmarkStart w:id="15" w:name="X51e3d9ca2bacd928b441c8f95cc5a3800170738"/>
+    <w:p>
+      <w:pPr>
+        <w:pStyle w:val="Heading1"/>
+      </w:pPr>
+      <w:r>
+        <w:t xml:space="preserve">OPEN, found Aug 4, 2026: the bypass gate is in the wrong workflow</w:t>
+      </w:r>
+    </w:p>
+    <w:p>
+      <w:pPr>
+        <w:pStyle w:val="FirstParagraph"/>
+      </w:pPr>
+      <w:r>
+        <w:rPr>
+          <w:b/>
+          <w:bCs/>
+        </w:rPr>
+        <w:t xml:space="preserve">How it surfaced.</w:t>
+      </w:r>
+      <w:r>
+        <w:t xml:space="preserve"> </w:t>
+      </w:r>
+      <w:r>
+        <w:t xml:space="preserve">Scott had never received a single</w:t>
+      </w:r>
+      <w:r>
+        <w:t xml:space="preserve"> </w:t>
+      </w:r>
+      <w:r>
+        <w:t xml:space="preserve">“New Consumer Lead”</w:t>
+      </w:r>
+      <w:r>
+        <w:t xml:space="preserve"> </w:t>
+      </w:r>
+      <w:r>
+        <w:t xml:space="preserve">email. Enrollment History showed roughly thirty enrollments since July 17, almost all with Current Action</w:t>
+      </w:r>
+      <w:r>
+        <w:t xml:space="preserve"> </w:t>
+      </w:r>
+      <w:r>
+        <w:t xml:space="preserve">“No Action”</w:t>
+      </w:r>
+      <w:r>
+        <w:t xml:space="preserve"> </w:t>
+      </w:r>
+      <w:r>
+        <w:t xml:space="preserve">and status Finished: enrolled, hit the condition, exited, no actions run.</w:t>
+      </w:r>
+    </w:p>
+    <w:p>
+      <w:pPr>
+        <w:pStyle w:val="BodyText"/>
+      </w:pPr>
+      <w:r>
+        <w:rPr>
+          <w:rStyle w:val="VerbatimChar"/>
+          <w:b/>
+          <w:bCs/>
+        </w:rPr>
+        <w:t xml:space="preserve">drip_bypass</w:t>
+      </w:r>
+      <w:r>
+        <w:rPr>
+          <w:b/>
+          <w:bCs/>
+        </w:rPr>
+        <w:t xml:space="preserve"> </w:t>
+      </w:r>
+      <w:r>
+        <w:rPr>
+          <w:b/>
+          <w:bCs/>
+        </w:rPr>
+        <w:t xml:space="preserve">exists to keep magnet leads out of the general Consumer Drip</w:t>
+      </w:r>
+      <w:r>
+        <w:t xml:space="preserve">, and the Consumer Drip enforces that itself at its own Bypass Check, independently.</w:t>
+      </w:r>
+      <w:r>
+        <w:t xml:space="preserve"> </w:t>
+      </w:r>
+      <w:r>
+        <w:rPr>
+          <w:b/>
+          <w:bCs/>
+        </w:rPr>
+        <w:t xml:space="preserve">WF-02 enrols nobody in anything.</w:t>
+      </w:r>
+      <w:r>
+        <w:t xml:space="preserve"> </w:t>
+      </w:r>
+      <w:r>
+        <w:t xml:space="preserve">The branch is named</w:t>
+      </w:r>
+      <w:r>
+        <w:t xml:space="preserve"> </w:t>
+      </w:r>
+      <w:r>
+        <w:t xml:space="preserve">“Not Bypassed - Send Drip”</w:t>
+      </w:r>
+      <w:r>
+        <w:t xml:space="preserve"> </w:t>
+      </w:r>
+      <w:r>
+        <w:t xml:space="preserve">but contains no drip action, which is probably how the gate ended up here: the name describes a job this workflow does not do.</w:t>
+      </w:r>
+    </w:p>
+    <w:p>
+      <w:pPr>
+        <w:pStyle w:val="BodyText"/>
+      </w:pPr>
+      <w:r>
+        <w:rPr>
+          <w:b/>
+          <w:bCs/>
+        </w:rPr>
+        <w:t xml:space="preserve">The contradiction that makes it clear.</w:t>
+      </w:r>
+      <w:r>
+        <w:t xml:space="preserve"> </w:t>
+      </w:r>
+      <w:r>
+        <w:t xml:space="preserve">The SMS reads</w:t>
+      </w:r>
+      <w:r>
+        <w:t xml:space="preserve"> </w:t>
+      </w:r>
+      <w:r>
+        <w:t xml:space="preserve">“Check your email, I am sending you something that might finally explain why.”</w:t>
+      </w:r>
+      <w:r>
+        <w:t xml:space="preserve"> </w:t>
+      </w:r>
+      <w:r>
+        <w:t xml:space="preserve">That is only true for someone who just requested a guide, since WF-12, 15, 18, 19 and 21 all send theirs at capture.</w:t>
+      </w:r>
+      <w:r>
+        <w:t xml:space="preserve"> </w:t>
+      </w:r>
+      <w:r>
+        <w:rPr>
+          <w:b/>
+          <w:bCs/>
+        </w:rPr>
+        <w:t xml:space="preserve">The message is aimed precisely at the audience the gate excludes.</w:t>
+      </w:r>
+      <w:r>
+        <w:t xml:space="preserve"> </w:t>
+      </w:r>
+      <w:r>
+        <w:t xml:space="preserve">For a general consumer lead the first email is Day 1, so the line points at an empty inbox.</w:t>
+      </w:r>
+    </w:p>
+    <w:p>
+      <w:pPr>
+        <w:pStyle w:val="BodyText"/>
+      </w:pPr>
+      <w:r>
+        <w:rPr>
+          <w:b/>
+          <w:bCs/>
+        </w:rPr>
+        <w:t xml:space="preserve">And the notification corrected on Aug 3 can never reach the people it describes.</w:t>
+      </w:r>
+      <w:r>
+        <w:t xml:space="preserve"> </w:t>
+      </w:r>
+      <w:r>
+        <w:t xml:space="preserve">Its body now reads</w:t>
+      </w:r>
+      <w:r>
+        <w:t xml:space="preserve"> </w:t>
+      </w:r>
+      <w:r>
+        <w:t xml:space="preserve">“If they arrived through a lead magnet they carry drip_bypass and are in that magnet’s nurture rather than the Consumer Drip.”</w:t>
+      </w:r>
+      <w:r>
+        <w:t xml:space="preserve"> </w:t>
+      </w:r>
+      <w:r>
+        <w:t xml:space="preserve">A</w:t>
+      </w:r>
+      <w:r>
+        <w:t xml:space="preserve"> </w:t>
+      </w:r>
+      <w:r>
+        <w:rPr>
+          <w:rStyle w:val="VerbatimChar"/>
+        </w:rPr>
+        <w:t xml:space="preserve">drip_bypass</w:t>
+      </w:r>
+      <w:r>
+        <w:t xml:space="preserve"> </w:t>
+      </w:r>
+      <w:r>
+        <w:t xml:space="preserve">lead cannot receive that sentence. The wording of a notification was fixed for a case in which it never fires.</w:t>
+      </w:r>
+    </w:p>
+    <w:p>
+      <w:pPr>
+        <w:pStyle w:val="BodyText"/>
+      </w:pPr>
+      <w:r>
+        <w:rPr>
+          <w:b/>
+          <w:bCs/>
+        </w:rPr>
+        <w:t xml:space="preserve">Proposed:</w:t>
+      </w:r>
+    </w:p>
+    <w:p>
+      <w:pPr>
+        <w:pStyle w:val="SourceCode"/>
+      </w:pPr>
+      <w:r>
+        <w:rPr>
+          <w:rStyle w:val="VerbatimChar"/>
+        </w:rPr>
+        <w:t xml:space="preserve">Consumer Tag Applied (type_consumer)</w:t>
+      </w:r>
+      <w:r>
+        <w:br/>
+      </w:r>
+      <w:r>
+        <w:rPr>
+          <w:rStyle w:val="VerbatimChar"/>
+        </w:rPr>
+        <w:t xml:space="preserve">  -&gt; Condition "Has SMS Consent"</w:t>
+      </w:r>
+      <w:r>
+        <w:br/>
+      </w:r>
+      <w:r>
+        <w:rPr>
+          <w:rStyle w:val="VerbatimChar"/>
+        </w:rPr>
+        <w:t xml:space="preserve">       |- Has Consent (SMS Consent Is not empty)</w:t>
+      </w:r>
+      <w:r>
+        <w:br/>
+      </w:r>
+      <w:r>
+        <w:rPr>
+          <w:rStyle w:val="VerbatimChar"/>
+        </w:rPr>
+        <w:t xml:space="preserve">       |    -&gt; Wait 5 Minutes -&gt; SMS -&gt; Wait 1 Day -&gt; Alert Team</w:t>
+      </w:r>
+      <w:r>
+        <w:br/>
+      </w:r>
+      <w:r>
+        <w:rPr>
+          <w:rStyle w:val="VerbatimChar"/>
+        </w:rPr>
+        <w:t xml:space="preserve">       |- None</w:t>
+      </w:r>
+      <w:r>
+        <w:br/>
+      </w:r>
+      <w:r>
+        <w:rPr>
+          <w:rStyle w:val="VerbatimChar"/>
+        </w:rPr>
+        <w:t xml:space="preserve">            -&gt; Wait 1 Day -&gt; Alert Team</w:t>
+      </w:r>
+    </w:p>
+    <w:p>
+      <w:pPr>
+        <w:pStyle w:val="FirstParagraph"/>
+      </w:pPr>
+      <w:r>
+        <w:rPr>
+          <w:rStyle w:val="VerbatimChar"/>
+        </w:rPr>
+        <w:t xml:space="preserve">drip_bypass</w:t>
+      </w:r>
+      <w:r>
+        <w:t xml:space="preserve"> </w:t>
+      </w:r>
+      <w:r>
+        <w:t xml:space="preserve">comes out of WF-02 entirely. Consent gates the SMS and only the SMS. The alert fires for every consumer lead, on both paths, which is the whole reason it exists.</w:t>
+      </w:r>
+    </w:p>
+    <w:p>
+      <w:pPr>
+        <w:pStyle w:val="BodyText"/>
+      </w:pPr>
+      <w:r>
+        <w:rPr>
+          <w:b/>
+          <w:bCs/>
+        </w:rPr>
+        <w:t xml:space="preserve">Awaiting Scott’s decision</w:t>
+      </w:r>
+      <w:r>
+        <w:t xml:space="preserve">, because removing</w:t>
+      </w:r>
+      <w:r>
+        <w:t xml:space="preserve"> </w:t>
+      </w:r>
+      <w:r>
+        <w:rPr>
+          <w:rStyle w:val="VerbatimChar"/>
+        </w:rPr>
+        <w:t xml:space="preserve">drip_bypass</w:t>
+      </w:r>
+      <w:r>
+        <w:t xml:space="preserve"> </w:t>
+      </w:r>
+      <w:r>
+        <w:t xml:space="preserve">means magnet leads start receiving the 5-minute SMS where they have consented. The conservative alternative is to keep the SMS gated on</w:t>
+      </w:r>
+      <w:r>
+        <w:t xml:space="preserve"> </w:t>
+      </w:r>
+      <w:r>
+        <w:rPr>
+          <w:rStyle w:val="VerbatimChar"/>
+        </w:rPr>
+        <w:t xml:space="preserve">drip_bypass</w:t>
+      </w:r>
+      <w:r>
+        <w:t xml:space="preserve"> </w:t>
+      </w:r>
+      <w:r>
+        <w:t xml:space="preserve">and move only the alert.</w:t>
+      </w:r>
+    </w:p>
+    <w:p>
+      <w:pPr>
+        <w:pStyle w:val="BodyText"/>
+      </w:pPr>
+      <w:r>
+        <w:rPr>
+          <w:b/>
+          <w:bCs/>
+        </w:rPr>
+        <w:t xml:space="preserve">Not urgent in the way it first appeared.</w:t>
+      </w:r>
+      <w:r>
+        <w:t xml:space="preserve"> </w:t>
+      </w:r>
+      <w:r>
+        <w:t xml:space="preserve">Scott is BCC’d on all outbound drip email, so these leads were never invisible and are still in their nurture. What is missing is the consolidated alert: source, how_heard_specific, phone, email and a link, in one message at one time. That is a convenience gap, not lost leads.</w:t>
+      </w:r>
+    </w:p>
+    <w:bookmarkEnd w:id="15"/>
     <w:sectPr>
       <w:footnotePr>
         <w:numRestart w:val="eachSect"/>

--- a/campaigns/WF-02-five-minute-sms.docx
+++ b/campaigns/WF-02-five-minute-sms.docx
@@ -1333,10 +1333,21 @@
           <w:b/>
           <w:bCs/>
         </w:rPr>
-        <w:t xml:space="preserve">Awaiting Scott’s decision</w:t>
-      </w:r>
-      <w:r>
-        <w:t xml:space="preserve">, because removing</w:t>
+        <w:t xml:space="preserve">DECISION, Scott, Aug 4, 2026: leave WF-02 as built for now.</w:t>
+      </w:r>
+      <w:r>
+        <w:t xml:space="preserve"> </w:t>
+      </w:r>
+      <w:r>
+        <w:t xml:space="preserve">Not an oversight, a deliberate deferral. Recorded so a future session does not treat this as an unnoticed bug and change it unprompted.</w:t>
+      </w:r>
+    </w:p>
+    <w:p>
+      <w:pPr>
+        <w:pStyle w:val="BodyText"/>
+      </w:pPr>
+      <w:r>
+        <w:t xml:space="preserve">The reasoning behind the deferral: Scott is BCC’d on all outbound drip email, so no lead is invisible today, and the change would alter who receives a text, which is not a change worth making in passing. The two options remain as written above, removing</w:t>
       </w:r>
       <w:r>
         <w:t xml:space="preserve"> </w:t>
@@ -1351,22 +1362,25 @@
         <w:t xml:space="preserve"> </w:t>
       </w:r>
       <w:r>
-        <w:t xml:space="preserve">means magnet leads start receiving the 5-minute SMS where they have consented. The conservative alternative is to keep the SMS gated on</w:t>
-      </w:r>
-      <w:r>
-        <w:t xml:space="preserve"> </w:t>
-      </w:r>
-      <w:r>
-        <w:rPr>
-          <w:rStyle w:val="VerbatimChar"/>
-        </w:rPr>
-        <w:t xml:space="preserve">drip_bypass</w:t>
-      </w:r>
-      <w:r>
-        <w:t xml:space="preserve"> </w:t>
-      </w:r>
-      <w:r>
-        <w:t xml:space="preserve">and move only the alert.</w:t>
+        <w:t xml:space="preserve">entirely or moving only the alert.</w:t>
+      </w:r>
+    </w:p>
+    <w:p>
+      <w:pPr>
+        <w:pStyle w:val="BodyText"/>
+      </w:pPr>
+      <w:r>
+        <w:rPr>
+          <w:b/>
+          <w:bCs/>
+        </w:rPr>
+        <w:t xml:space="preserve">What would make this worth revisiting.</w:t>
+      </w:r>
+      <w:r>
+        <w:t xml:space="preserve"> </w:t>
+      </w:r>
+      <w:r>
+        <w:t xml:space="preserve">Magnet volume rising, since the alert gap scales with it. A second person handling leads, since BCC visibility is Scott’s alone and does not transfer. Or any change to how leads are triaged that assumes a consolidated new-lead alert exists.</w:t>
       </w:r>
     </w:p>
     <w:p>
